--- a/Nepal360_Project_Report_final.docx
+++ b/Nepal360_Project_Report_final.docx
@@ -156,7 +156,7 @@
         <mc:AlternateContent>
           <mc:Choice Requires="wps">
             <w:drawing>
-              <wp:anchor behindDoc="0" distT="0" distB="0" distL="0" distR="0" simplePos="0" locked="0" layoutInCell="1" allowOverlap="1" relativeHeight="14">
+              <wp:anchor behindDoc="0" distT="0" distB="0" distL="0" distR="0" simplePos="0" locked="0" layoutInCell="1" allowOverlap="1" relativeHeight="10">
                 <wp:simplePos x="0" y="0"/>
                 <wp:positionH relativeFrom="column">
                   <wp:posOffset>2858135</wp:posOffset>
@@ -223,7 +223,7 @@
         <mc:AlternateContent>
           <mc:Choice Requires="wps">
             <w:drawing>
-              <wp:anchor behindDoc="0" distT="0" distB="0" distL="0" distR="0" simplePos="0" locked="0" layoutInCell="1" allowOverlap="1" relativeHeight="15">
+              <wp:anchor behindDoc="0" distT="0" distB="0" distL="0" distR="0" simplePos="0" locked="0" layoutInCell="1" allowOverlap="1" relativeHeight="11">
                 <wp:simplePos x="0" y="0"/>
                 <wp:positionH relativeFrom="column">
                   <wp:posOffset>2618105</wp:posOffset>
@@ -280,7 +280,7 @@
         <mc:AlternateContent>
           <mc:Choice Requires="wps">
             <w:drawing>
-              <wp:anchor behindDoc="0" distT="0" distB="0" distL="0" distR="0" simplePos="0" locked="0" layoutInCell="1" allowOverlap="1" relativeHeight="16">
+              <wp:anchor behindDoc="0" distT="0" distB="0" distL="0" distR="0" simplePos="0" locked="0" layoutInCell="1" allowOverlap="1" relativeHeight="12">
                 <wp:simplePos x="0" y="0"/>
                 <wp:positionH relativeFrom="column">
                   <wp:posOffset>3098165</wp:posOffset>
@@ -799,7 +799,7 @@
           <w:sz w:val="32"/>
         </w:rPr>
         <w:drawing>
-          <wp:anchor behindDoc="1" distT="0" distB="0" distL="0" distR="0" simplePos="0" locked="0" layoutInCell="1" allowOverlap="1" relativeHeight="17">
+          <wp:anchor behindDoc="1" distT="0" distB="0" distL="0" distR="0" simplePos="0" locked="0" layoutInCell="1" allowOverlap="1" relativeHeight="3">
             <wp:simplePos x="0" y="0"/>
             <wp:positionH relativeFrom="column">
               <wp:posOffset>2368550</wp:posOffset>
@@ -3791,31 +3791,19 @@
         <w:rPr>
           <w:sz w:val="24"/>
         </w:rPr>
-        <w:t>The Agile methodology was adopted as the development approach for this project. Agile follows an iterative and incremental approach, where the project is divided into small manageable sprints, each delivering a working increment of the software. This methodology was chosen because the project requirements evolved over time as new features were identified, and the iterative nature of Agile allowed for continuous improvement and adaptation.</w:t>
-      </w:r>
-    </w:p>
-    <w:p>
-      <w:pPr>
-        <w:pStyle w:val="Normal"/>
-        <w:rPr/>
-      </w:pPr>
-      <w:r>
-        <w:rPr/>
-      </w:r>
-    </w:p>
-    <w:p>
-      <w:pPr>
-        <w:pStyle w:val="Normal"/>
-        <w:jc w:val="center"/>
-        <w:rPr/>
-      </w:pPr>
-      <w:r>
-        <w:rPr/>
         <w:drawing>
-          <wp:inline distT="0" distB="0" distL="0" distR="0">
-            <wp:extent cx="4114800" cy="2457450"/>
+          <wp:anchor behindDoc="0" distT="0" distB="0" distL="0" distR="0" simplePos="0" locked="0" layoutInCell="0" allowOverlap="1" relativeHeight="13">
+            <wp:simplePos x="0" y="0"/>
+            <wp:positionH relativeFrom="column">
+              <wp:posOffset>851535</wp:posOffset>
+            </wp:positionH>
+            <wp:positionV relativeFrom="paragraph">
+              <wp:posOffset>1183005</wp:posOffset>
+            </wp:positionV>
+            <wp:extent cx="4277360" cy="2386965"/>
             <wp:effectExtent l="0" t="0" r="0" b="0"/>
-            <wp:docPr id="6" name="Picture 1"/>
+            <wp:wrapTopAndBottom/>
+            <wp:docPr id="6" name="Image2"/>
             <wp:cNvGraphicFramePr>
               <a:graphicFrameLocks xmlns:a="http://schemas.openxmlformats.org/drawingml/2006/main" noChangeAspect="1"/>
             </wp:cNvGraphicFramePr>
@@ -3823,7 +3811,7 @@
               <a:graphicData uri="http://schemas.openxmlformats.org/drawingml/2006/picture">
                 <pic:pic xmlns:pic="http://schemas.openxmlformats.org/drawingml/2006/picture">
                   <pic:nvPicPr>
-                    <pic:cNvPr id="6" name="Picture 1"/>
+                    <pic:cNvPr id="6" name="Image2"/>
                     <pic:cNvPicPr>
                       <a:picLocks noChangeAspect="1" noChangeArrowheads="1"/>
                     </pic:cNvPicPr>
@@ -3837,7 +3825,7 @@
                   <pic:spPr bwMode="auto">
                     <a:xfrm>
                       <a:off x="0" y="0"/>
-                      <a:ext cx="4114800" cy="2457450"/>
+                      <a:ext cx="4277360" cy="2386965"/>
                     </a:xfrm>
                     <a:prstGeom prst="rect">
                       <a:avLst/>
@@ -3847,23 +3835,66 @@
                 </pic:pic>
               </a:graphicData>
             </a:graphic>
-          </wp:inline>
+          </wp:anchor>
         </w:drawing>
       </w:r>
+      <w:r>
+        <w:rPr>
+          <w:sz w:val="24"/>
+        </w:rPr>
+        <w:t>The Agile methodology was adopted as the development approach for this project. Agile follows an iterative and incremental approach, where the project is divided into small manageable sprints, each delivering a working increment of the software. This methodology was chosen because the project requirements evolved over time as new features were identified, and the iterative nature of Agile allowed for continuous improvement and adaptation.</w:t>
+      </w:r>
+    </w:p>
+    <w:p>
+      <w:pPr>
+        <w:pStyle w:val="Normal"/>
+        <w:rPr/>
+      </w:pPr>
+      <w:r>
+        <w:rPr/>
+      </w:r>
     </w:p>
     <w:p>
       <w:pPr>
         <w:pStyle w:val="Normal"/>
         <w:jc w:val="center"/>
-        <w:rPr/>
-      </w:pPr>
-      <w:r>
         <w:rPr>
           <w:b w:val="false"/>
           <w:i/>
           <w:sz w:val="24"/>
         </w:rPr>
-        <w:t>Figure 1.1 Agile Model</w:t>
+      </w:pPr>
+      <w:r>
+        <w:rPr>
+          <w:b w:val="false"/>
+          <w:i/>
+          <w:sz w:val="24"/>
+        </w:rPr>
+        <w:t xml:space="preserve">Figure 1.1 </w:t>
+      </w:r>
+      <w:r>
+        <w:rPr>
+          <w:b w:val="false"/>
+          <w:i/>
+          <w:sz w:val="24"/>
+        </w:rPr>
+        <w:t>Agile</w:t>
+      </w:r>
+      <w:r>
+        <w:rPr>
+          <w:b w:val="false"/>
+          <w:i/>
+          <w:sz w:val="24"/>
+        </w:rPr>
+        <w:t xml:space="preserve"> M</w:t>
+      </w:r>
+      <w:r>
+        <w:rPr>
+          <w:b w:val="false"/>
+          <w:i/>
+          <w:sz w:val="24"/>
+        </w:rPr>
+        <w:t>ethodology</w:t>
       </w:r>
     </w:p>
     <w:p>
@@ -5132,10 +5163,18 @@
       <w:r>
         <w:rPr/>
         <w:drawing>
-          <wp:inline distT="0" distB="0" distL="0" distR="0">
-            <wp:extent cx="4114800" cy="4594860"/>
+          <wp:anchor behindDoc="0" distT="0" distB="0" distL="0" distR="0" simplePos="0" locked="0" layoutInCell="0" allowOverlap="1" relativeHeight="14">
+            <wp:simplePos x="0" y="0"/>
+            <wp:positionH relativeFrom="column">
+              <wp:align>center</wp:align>
+            </wp:positionH>
+            <wp:positionV relativeFrom="paragraph">
+              <wp:posOffset>635</wp:posOffset>
+            </wp:positionV>
+            <wp:extent cx="5716905" cy="5537200"/>
             <wp:effectExtent l="0" t="0" r="0" b="0"/>
-            <wp:docPr id="12" name="Picture 7"/>
+            <wp:wrapSquare wrapText="largest"/>
+            <wp:docPr id="12" name="Image3"/>
             <wp:cNvGraphicFramePr>
               <a:graphicFrameLocks xmlns:a="http://schemas.openxmlformats.org/drawingml/2006/main" noChangeAspect="1"/>
             </wp:cNvGraphicFramePr>
@@ -5143,7 +5182,7 @@
               <a:graphicData uri="http://schemas.openxmlformats.org/drawingml/2006/picture">
                 <pic:pic xmlns:pic="http://schemas.openxmlformats.org/drawingml/2006/picture">
                   <pic:nvPicPr>
-                    <pic:cNvPr id="12" name="Picture 7"/>
+                    <pic:cNvPr id="12" name="Image3"/>
                     <pic:cNvPicPr>
                       <a:picLocks noChangeAspect="1" noChangeArrowheads="1"/>
                     </pic:cNvPicPr>
@@ -5157,7 +5196,7 @@
                   <pic:spPr bwMode="auto">
                     <a:xfrm>
                       <a:off x="0" y="0"/>
-                      <a:ext cx="4114800" cy="4594860"/>
+                      <a:ext cx="5716905" cy="5537200"/>
                     </a:xfrm>
                     <a:prstGeom prst="rect">
                       <a:avLst/>
@@ -5167,7 +5206,7 @@
                 </pic:pic>
               </a:graphicData>
             </a:graphic>
-          </wp:inline>
+          </wp:anchor>
         </w:drawing>
       </w:r>
     </w:p>
@@ -5228,10 +5267,18 @@
       <w:r>
         <w:rPr/>
         <w:drawing>
-          <wp:inline distT="0" distB="0" distL="0" distR="0">
-            <wp:extent cx="4572000" cy="3366770"/>
+          <wp:anchor behindDoc="0" distT="0" distB="0" distL="0" distR="0" simplePos="0" locked="0" layoutInCell="0" allowOverlap="1" relativeHeight="17">
+            <wp:simplePos x="0" y="0"/>
+            <wp:positionH relativeFrom="column">
+              <wp:align>center</wp:align>
+            </wp:positionH>
+            <wp:positionV relativeFrom="paragraph">
+              <wp:posOffset>635</wp:posOffset>
+            </wp:positionV>
+            <wp:extent cx="5716905" cy="3081020"/>
             <wp:effectExtent l="0" t="0" r="0" b="0"/>
-            <wp:docPr id="13" name="Picture 8"/>
+            <wp:wrapSquare wrapText="largest"/>
+            <wp:docPr id="13" name="Image6"/>
             <wp:cNvGraphicFramePr>
               <a:graphicFrameLocks xmlns:a="http://schemas.openxmlformats.org/drawingml/2006/main" noChangeAspect="1"/>
             </wp:cNvGraphicFramePr>
@@ -5239,7 +5286,7 @@
               <a:graphicData uri="http://schemas.openxmlformats.org/drawingml/2006/picture">
                 <pic:pic xmlns:pic="http://schemas.openxmlformats.org/drawingml/2006/picture">
                   <pic:nvPicPr>
-                    <pic:cNvPr id="13" name="Picture 8"/>
+                    <pic:cNvPr id="13" name="Image6"/>
                     <pic:cNvPicPr>
                       <a:picLocks noChangeAspect="1" noChangeArrowheads="1"/>
                     </pic:cNvPicPr>
@@ -5253,7 +5300,7 @@
                   <pic:spPr bwMode="auto">
                     <a:xfrm>
                       <a:off x="0" y="0"/>
-                      <a:ext cx="4572000" cy="3366770"/>
+                      <a:ext cx="5716905" cy="3081020"/>
                     </a:xfrm>
                     <a:prstGeom prst="rect">
                       <a:avLst/>
@@ -5263,7 +5310,7 @@
                 </pic:pic>
               </a:graphicData>
             </a:graphic>
-          </wp:inline>
+          </wp:anchor>
         </w:drawing>
       </w:r>
     </w:p>
@@ -5302,7 +5349,15 @@
       </w:pPr>
       <w:r>
         <w:rPr/>
-        <w:t>Level-0 Diagram</w:t>
+        <w:t>Level-</w:t>
+      </w:r>
+      <w:r>
+        <w:rPr/>
+        <w:t>1</w:t>
+      </w:r>
+      <w:r>
+        <w:rPr/>
+        <w:t xml:space="preserve"> Diagram</w:t>
       </w:r>
     </w:p>
     <w:p>
@@ -5378,7 +5433,19 @@
         <w:rPr>
           <w:sz w:val="24"/>
         </w:rPr>
-        <w:t>The Level-0 Diagram decomposes the Nepal360 system into its major internal processes, such as managing users, KYC verification, campaigns, donations, leaderboards, and notifications. It also depicts the primary data stores (User Data, KYC Data, Campaign Data, Donation Data, Leaderboard Data, and Notification Data) that support these processes. This diagram offers a more detailed view of the system’s internal workings while maintaining clear boundaries with external entities.</w:t>
+        <w:t>The Level-</w:t>
+      </w:r>
+      <w:r>
+        <w:rPr>
+          <w:sz w:val="24"/>
+        </w:rPr>
+        <w:t>1</w:t>
+      </w:r>
+      <w:r>
+        <w:rPr>
+          <w:sz w:val="24"/>
+        </w:rPr>
+        <w:t xml:space="preserve"> Diagram decomposes the Nepal360 system into its major internal processes, such as managing users, KYC verification, campaigns, donations, leaderboards, and notifications. It also depicts the primary data stores (User Data, KYC Data, Campaign Data, Donation Data, Leaderboard Data, and Notification Data) that support these processes. This diagram offers a more detailed view of the system’s internal workings while maintaining clear boundaries with external entities.</w:t>
       </w:r>
     </w:p>
     <w:p>
@@ -5431,7 +5498,9 @@
       <w:pPr>
         <w:pStyle w:val="Normal"/>
         <w:jc w:val="both"/>
-        <w:rPr/>
+        <w:rPr>
+          <w:sz w:val="24"/>
+        </w:rPr>
       </w:pPr>
       <w:r>
         <w:rPr>
@@ -5443,16 +5512,24 @@
     <w:p>
       <w:pPr>
         <w:pStyle w:val="Normal"/>
-        <w:jc w:val="center"/>
+        <w:jc w:val="both"/>
         <w:rPr/>
       </w:pPr>
       <w:r>
         <w:rPr/>
         <w:drawing>
-          <wp:inline distT="0" distB="0" distL="0" distR="0">
-            <wp:extent cx="5029200" cy="6436360"/>
+          <wp:anchor behindDoc="0" distT="0" distB="0" distL="0" distR="0" simplePos="0" locked="0" layoutInCell="0" allowOverlap="1" relativeHeight="15">
+            <wp:simplePos x="0" y="0"/>
+            <wp:positionH relativeFrom="column">
+              <wp:align>center</wp:align>
+            </wp:positionH>
+            <wp:positionV relativeFrom="paragraph">
+              <wp:posOffset>635</wp:posOffset>
+            </wp:positionV>
+            <wp:extent cx="5716905" cy="2785745"/>
             <wp:effectExtent l="0" t="0" r="0" b="0"/>
-            <wp:docPr id="15" name="Picture 10"/>
+            <wp:wrapSquare wrapText="largest"/>
+            <wp:docPr id="15" name="Image4"/>
             <wp:cNvGraphicFramePr>
               <a:graphicFrameLocks xmlns:a="http://schemas.openxmlformats.org/drawingml/2006/main" noChangeAspect="1"/>
             </wp:cNvGraphicFramePr>
@@ -5460,7 +5537,7 @@
               <a:graphicData uri="http://schemas.openxmlformats.org/drawingml/2006/picture">
                 <pic:pic xmlns:pic="http://schemas.openxmlformats.org/drawingml/2006/picture">
                   <pic:nvPicPr>
-                    <pic:cNvPr id="15" name="Picture 10"/>
+                    <pic:cNvPr id="15" name="Image4"/>
                     <pic:cNvPicPr>
                       <a:picLocks noChangeAspect="1" noChangeArrowheads="1"/>
                     </pic:cNvPicPr>
@@ -5474,7 +5551,7 @@
                   <pic:spPr bwMode="auto">
                     <a:xfrm>
                       <a:off x="0" y="0"/>
-                      <a:ext cx="5029200" cy="6436360"/>
+                      <a:ext cx="5716905" cy="2785745"/>
                     </a:xfrm>
                     <a:prstGeom prst="rect">
                       <a:avLst/>
@@ -5484,7 +5561,7 @@
                 </pic:pic>
               </a:graphicData>
             </a:graphic>
-          </wp:inline>
+          </wp:anchor>
         </w:drawing>
       </w:r>
     </w:p>
@@ -5535,10 +5612,18 @@
       <w:r>
         <w:rPr/>
         <w:drawing>
-          <wp:inline distT="0" distB="0" distL="0" distR="0">
-            <wp:extent cx="5303520" cy="3524250"/>
+          <wp:anchor behindDoc="0" distT="0" distB="0" distL="0" distR="0" simplePos="0" locked="0" layoutInCell="0" allowOverlap="1" relativeHeight="16">
+            <wp:simplePos x="0" y="0"/>
+            <wp:positionH relativeFrom="column">
+              <wp:align>center</wp:align>
+            </wp:positionH>
+            <wp:positionV relativeFrom="paragraph">
+              <wp:posOffset>635</wp:posOffset>
+            </wp:positionV>
+            <wp:extent cx="5716905" cy="3190240"/>
             <wp:effectExtent l="0" t="0" r="0" b="0"/>
-            <wp:docPr id="16" name="Picture 11"/>
+            <wp:wrapSquare wrapText="largest"/>
+            <wp:docPr id="16" name="Image5"/>
             <wp:cNvGraphicFramePr>
               <a:graphicFrameLocks xmlns:a="http://schemas.openxmlformats.org/drawingml/2006/main" noChangeAspect="1"/>
             </wp:cNvGraphicFramePr>
@@ -5546,7 +5631,7 @@
               <a:graphicData uri="http://schemas.openxmlformats.org/drawingml/2006/picture">
                 <pic:pic xmlns:pic="http://schemas.openxmlformats.org/drawingml/2006/picture">
                   <pic:nvPicPr>
-                    <pic:cNvPr id="16" name="Picture 11"/>
+                    <pic:cNvPr id="16" name="Image5"/>
                     <pic:cNvPicPr>
                       <a:picLocks noChangeAspect="1" noChangeArrowheads="1"/>
                     </pic:cNvPicPr>
@@ -5560,7 +5645,7 @@
                   <pic:spPr bwMode="auto">
                     <a:xfrm>
                       <a:off x="0" y="0"/>
-                      <a:ext cx="5303520" cy="3524250"/>
+                      <a:ext cx="5716905" cy="3190240"/>
                     </a:xfrm>
                     <a:prstGeom prst="rect">
                       <a:avLst/>
@@ -5570,7 +5655,7 @@
                 </pic:pic>
               </a:graphicData>
             </a:graphic>
-          </wp:inline>
+          </wp:anchor>
         </w:drawing>
       </w:r>
     </w:p>
@@ -10187,7 +10272,19 @@
         <w:rPr>
           <w:sz w:val="24"/>
         </w:rPr>
-        <w:t>Throughout the development of this project, I have gained valuable insights and hands-on experience in building a full-stack web application. I realized the importance of proper planning, iterative development, and effective problem-solving in building a functional and user-friendly system. This project enhanced my ability to understand real-world requirements, translate them into technical solutions, and implement them efficiently using modern technologies.</w:t>
+        <w:t>Throughout the development of this project, I have gained valuable insights and hands-on experience in building a full-stack web application. I realized the importance of proper planning, iterative development, and effective problem-solving in building a functional and user-friendly system. Thi</w:t>
+      </w:r>
+      <w:r>
+        <w:rPr>
+          <w:sz w:val="24"/>
+        </w:rPr>
+        <w:softHyphen/>
+      </w:r>
+      <w:r>
+        <w:rPr>
+          <w:sz w:val="24"/>
+        </w:rPr>
+        <w:t>s project enhanced my ability to understand real-world requirements, translate them into technical solutions, and implement them efficiently using modern technologies.</w:t>
       </w:r>
     </w:p>
     <w:p>
@@ -10697,75 +10794,188 @@
     <w:p>
       <w:pPr>
         <w:pStyle w:val="Normal"/>
-        <w:rPr/>
-      </w:pPr>
-      <w:r>
         <w:rPr>
           <w:b/>
           <w:sz w:val="24"/>
         </w:rPr>
+      </w:pPr>
+      <w:r>
+        <w:rPr>
+          <w:b/>
+          <w:sz w:val="24"/>
+        </w:rPr>
         <w:t>User Table</w:t>
       </w:r>
     </w:p>
     <w:p>
       <w:pPr>
         <w:pStyle w:val="Normal"/>
-        <w:rPr/>
-      </w:pPr>
-      <w:r>
-        <w:rPr/>
-      </w:r>
-    </w:p>
-    <w:p>
-      <w:pPr>
-        <w:pStyle w:val="Normal"/>
-        <w:rPr/>
-      </w:pPr>
-      <w:r>
-        <w:rPr/>
-      </w:r>
-    </w:p>
-    <w:p>
-      <w:pPr>
-        <w:pStyle w:val="Normal"/>
-        <w:rPr/>
-      </w:pPr>
-      <w:r>
         <w:rPr>
           <w:b/>
           <w:sz w:val="24"/>
         </w:rPr>
+      </w:pPr>
+      <w:r>
+        <w:rPr>
+          <w:b/>
+          <w:sz w:val="24"/>
+        </w:rPr>
+        <w:drawing>
+          <wp:anchor behindDoc="0" distT="0" distB="0" distL="0" distR="0" simplePos="0" locked="0" layoutInCell="0" allowOverlap="1" relativeHeight="18">
+            <wp:simplePos x="0" y="0"/>
+            <wp:positionH relativeFrom="column">
+              <wp:align>center</wp:align>
+            </wp:positionH>
+            <wp:positionV relativeFrom="paragraph">
+              <wp:posOffset>635</wp:posOffset>
+            </wp:positionV>
+            <wp:extent cx="5716905" cy="2178050"/>
+            <wp:effectExtent l="0" t="0" r="0" b="0"/>
+            <wp:wrapSquare wrapText="largest"/>
+            <wp:docPr id="17" name="Image7"/>
+            <wp:cNvGraphicFramePr>
+              <a:graphicFrameLocks xmlns:a="http://schemas.openxmlformats.org/drawingml/2006/main" noChangeAspect="1"/>
+            </wp:cNvGraphicFramePr>
+            <a:graphic xmlns:a="http://schemas.openxmlformats.org/drawingml/2006/main">
+              <a:graphicData uri="http://schemas.openxmlformats.org/drawingml/2006/picture">
+                <pic:pic xmlns:pic="http://schemas.openxmlformats.org/drawingml/2006/picture">
+                  <pic:nvPicPr>
+                    <pic:cNvPr id="17" name="Image7"/>
+                    <pic:cNvPicPr>
+                      <a:picLocks noChangeAspect="1" noChangeArrowheads="1"/>
+                    </pic:cNvPicPr>
+                  </pic:nvPicPr>
+                  <pic:blipFill>
+                    <a:blip r:embed="rId15"/>
+                    <a:stretch>
+                      <a:fillRect/>
+                    </a:stretch>
+                  </pic:blipFill>
+                  <pic:spPr bwMode="auto">
+                    <a:xfrm>
+                      <a:off x="0" y="0"/>
+                      <a:ext cx="5716905" cy="2178050"/>
+                    </a:xfrm>
+                    <a:prstGeom prst="rect">
+                      <a:avLst/>
+                    </a:prstGeom>
+                    <a:noFill/>
+                  </pic:spPr>
+                </pic:pic>
+              </a:graphicData>
+            </a:graphic>
+          </wp:anchor>
+        </w:drawing>
+      </w:r>
+    </w:p>
+    <w:p>
+      <w:pPr>
+        <w:pStyle w:val="Normal"/>
+        <w:rPr>
+          <w:b/>
+          <w:sz w:val="24"/>
+        </w:rPr>
+      </w:pPr>
+      <w:r>
+        <w:rPr>
+          <w:b/>
+          <w:sz w:val="24"/>
+        </w:rPr>
         <w:t>AdminRole Table</w:t>
       </w:r>
     </w:p>
     <w:p>
       <w:pPr>
         <w:pStyle w:val="Normal"/>
-        <w:rPr/>
-      </w:pPr>
-      <w:r>
-        <w:rPr/>
-      </w:r>
-    </w:p>
-    <w:p>
-      <w:pPr>
-        <w:pStyle w:val="Normal"/>
-        <w:rPr/>
-      </w:pPr>
-      <w:r>
-        <w:rPr/>
-      </w:r>
-    </w:p>
-    <w:p>
-      <w:pPr>
-        <w:pStyle w:val="Normal"/>
-        <w:rPr/>
-      </w:pPr>
-      <w:r>
         <w:rPr>
           <w:b/>
           <w:sz w:val="24"/>
         </w:rPr>
+      </w:pPr>
+      <w:r>
+        <w:rPr>
+          <w:b/>
+          <w:sz w:val="24"/>
+        </w:rPr>
+        <w:drawing>
+          <wp:anchor behindDoc="0" distT="0" distB="0" distL="0" distR="0" simplePos="0" locked="0" layoutInCell="0" allowOverlap="1" relativeHeight="19">
+            <wp:simplePos x="0" y="0"/>
+            <wp:positionH relativeFrom="column">
+              <wp:align>center</wp:align>
+            </wp:positionH>
+            <wp:positionV relativeFrom="paragraph">
+              <wp:posOffset>635</wp:posOffset>
+            </wp:positionV>
+            <wp:extent cx="5695950" cy="571500"/>
+            <wp:effectExtent l="0" t="0" r="0" b="0"/>
+            <wp:wrapSquare wrapText="largest"/>
+            <wp:docPr id="18" name="Image8"/>
+            <wp:cNvGraphicFramePr>
+              <a:graphicFrameLocks xmlns:a="http://schemas.openxmlformats.org/drawingml/2006/main" noChangeAspect="1"/>
+            </wp:cNvGraphicFramePr>
+            <a:graphic xmlns:a="http://schemas.openxmlformats.org/drawingml/2006/main">
+              <a:graphicData uri="http://schemas.openxmlformats.org/drawingml/2006/picture">
+                <pic:pic xmlns:pic="http://schemas.openxmlformats.org/drawingml/2006/picture">
+                  <pic:nvPicPr>
+                    <pic:cNvPr id="18" name="Image8"/>
+                    <pic:cNvPicPr>
+                      <a:picLocks noChangeAspect="1" noChangeArrowheads="1"/>
+                    </pic:cNvPicPr>
+                  </pic:nvPicPr>
+                  <pic:blipFill>
+                    <a:blip r:embed="rId16"/>
+                    <a:stretch>
+                      <a:fillRect/>
+                    </a:stretch>
+                  </pic:blipFill>
+                  <pic:spPr bwMode="auto">
+                    <a:xfrm>
+                      <a:off x="0" y="0"/>
+                      <a:ext cx="5695950" cy="571500"/>
+                    </a:xfrm>
+                    <a:prstGeom prst="rect">
+                      <a:avLst/>
+                    </a:prstGeom>
+                    <a:noFill/>
+                  </pic:spPr>
+                </pic:pic>
+              </a:graphicData>
+            </a:graphic>
+          </wp:anchor>
+        </w:drawing>
+      </w:r>
+    </w:p>
+    <w:p>
+      <w:pPr>
+        <w:pStyle w:val="Normal"/>
+        <w:rPr/>
+      </w:pPr>
+      <w:r>
+        <w:rPr/>
+      </w:r>
+    </w:p>
+    <w:p>
+      <w:pPr>
+        <w:pStyle w:val="Normal"/>
+        <w:rPr/>
+      </w:pPr>
+      <w:r>
+        <w:rPr/>
+      </w:r>
+    </w:p>
+    <w:p>
+      <w:pPr>
+        <w:pStyle w:val="Normal"/>
+        <w:rPr>
+          <w:b/>
+          <w:sz w:val="24"/>
+        </w:rPr>
+      </w:pPr>
+      <w:r>
+        <w:rPr>
+          <w:b/>
+          <w:sz w:val="24"/>
+        </w:rPr>
         <w:t>KYCProfile Table</w:t>
       </w:r>
     </w:p>
@@ -10776,15 +10986,52 @@
       </w:pPr>
       <w:r>
         <w:rPr/>
-      </w:r>
-    </w:p>
-    <w:p>
-      <w:pPr>
-        <w:pStyle w:val="Normal"/>
-        <w:rPr/>
-      </w:pPr>
-      <w:r>
-        <w:rPr/>
+        <w:drawing>
+          <wp:anchor behindDoc="0" distT="0" distB="0" distL="0" distR="0" simplePos="0" locked="0" layoutInCell="0" allowOverlap="1" relativeHeight="20">
+            <wp:simplePos x="0" y="0"/>
+            <wp:positionH relativeFrom="column">
+              <wp:align>center</wp:align>
+            </wp:positionH>
+            <wp:positionV relativeFrom="paragraph">
+              <wp:posOffset>635</wp:posOffset>
+            </wp:positionV>
+            <wp:extent cx="5716905" cy="2045335"/>
+            <wp:effectExtent l="0" t="0" r="0" b="0"/>
+            <wp:wrapSquare wrapText="largest"/>
+            <wp:docPr id="19" name="Image9"/>
+            <wp:cNvGraphicFramePr>
+              <a:graphicFrameLocks xmlns:a="http://schemas.openxmlformats.org/drawingml/2006/main" noChangeAspect="1"/>
+            </wp:cNvGraphicFramePr>
+            <a:graphic xmlns:a="http://schemas.openxmlformats.org/drawingml/2006/main">
+              <a:graphicData uri="http://schemas.openxmlformats.org/drawingml/2006/picture">
+                <pic:pic xmlns:pic="http://schemas.openxmlformats.org/drawingml/2006/picture">
+                  <pic:nvPicPr>
+                    <pic:cNvPr id="19" name="Image9"/>
+                    <pic:cNvPicPr>
+                      <a:picLocks noChangeAspect="1" noChangeArrowheads="1"/>
+                    </pic:cNvPicPr>
+                  </pic:nvPicPr>
+                  <pic:blipFill>
+                    <a:blip r:embed="rId17"/>
+                    <a:stretch>
+                      <a:fillRect/>
+                    </a:stretch>
+                  </pic:blipFill>
+                  <pic:spPr bwMode="auto">
+                    <a:xfrm>
+                      <a:off x="0" y="0"/>
+                      <a:ext cx="5716905" cy="2045335"/>
+                    </a:xfrm>
+                    <a:prstGeom prst="rect">
+                      <a:avLst/>
+                    </a:prstGeom>
+                    <a:noFill/>
+                  </pic:spPr>
+                </pic:pic>
+              </a:graphicData>
+            </a:graphic>
+          </wp:anchor>
+        </w:drawing>
       </w:r>
     </w:p>
     <w:p>
@@ -10807,15 +11054,52 @@
       </w:pPr>
       <w:r>
         <w:rPr/>
-      </w:r>
-    </w:p>
-    <w:p>
-      <w:pPr>
-        <w:pStyle w:val="Normal"/>
-        <w:rPr/>
-      </w:pPr>
-      <w:r>
-        <w:rPr/>
+        <w:drawing>
+          <wp:anchor behindDoc="0" distT="0" distB="0" distL="0" distR="0" simplePos="0" locked="0" layoutInCell="0" allowOverlap="1" relativeHeight="21">
+            <wp:simplePos x="0" y="0"/>
+            <wp:positionH relativeFrom="column">
+              <wp:align>center</wp:align>
+            </wp:positionH>
+            <wp:positionV relativeFrom="paragraph">
+              <wp:posOffset>635</wp:posOffset>
+            </wp:positionV>
+            <wp:extent cx="5716905" cy="1950085"/>
+            <wp:effectExtent l="0" t="0" r="0" b="0"/>
+            <wp:wrapSquare wrapText="largest"/>
+            <wp:docPr id="20" name="Image10"/>
+            <wp:cNvGraphicFramePr>
+              <a:graphicFrameLocks xmlns:a="http://schemas.openxmlformats.org/drawingml/2006/main" noChangeAspect="1"/>
+            </wp:cNvGraphicFramePr>
+            <a:graphic xmlns:a="http://schemas.openxmlformats.org/drawingml/2006/main">
+              <a:graphicData uri="http://schemas.openxmlformats.org/drawingml/2006/picture">
+                <pic:pic xmlns:pic="http://schemas.openxmlformats.org/drawingml/2006/picture">
+                  <pic:nvPicPr>
+                    <pic:cNvPr id="20" name="Image10"/>
+                    <pic:cNvPicPr>
+                      <a:picLocks noChangeAspect="1" noChangeArrowheads="1"/>
+                    </pic:cNvPicPr>
+                  </pic:nvPicPr>
+                  <pic:blipFill>
+                    <a:blip r:embed="rId18"/>
+                    <a:stretch>
+                      <a:fillRect/>
+                    </a:stretch>
+                  </pic:blipFill>
+                  <pic:spPr bwMode="auto">
+                    <a:xfrm>
+                      <a:off x="0" y="0"/>
+                      <a:ext cx="5716905" cy="1950085"/>
+                    </a:xfrm>
+                    <a:prstGeom prst="rect">
+                      <a:avLst/>
+                    </a:prstGeom>
+                    <a:noFill/>
+                  </pic:spPr>
+                </pic:pic>
+              </a:graphicData>
+            </a:graphic>
+          </wp:anchor>
+        </w:drawing>
       </w:r>
     </w:p>
     <w:p>
@@ -10838,52 +11122,61 @@
       </w:pPr>
       <w:r>
         <w:rPr/>
-      </w:r>
-    </w:p>
-    <w:p>
-      <w:pPr>
-        <w:pStyle w:val="Normal"/>
-        <w:rPr/>
-      </w:pPr>
-      <w:r>
-        <w:rPr/>
-      </w:r>
-    </w:p>
-    <w:p>
-      <w:pPr>
-        <w:pStyle w:val="Normal"/>
-        <w:rPr/>
-      </w:pPr>
-      <w:r>
+        <w:drawing>
+          <wp:anchor behindDoc="0" distT="0" distB="0" distL="0" distR="0" simplePos="0" locked="0" layoutInCell="0" allowOverlap="1" relativeHeight="22">
+            <wp:simplePos x="0" y="0"/>
+            <wp:positionH relativeFrom="column">
+              <wp:align>center</wp:align>
+            </wp:positionH>
+            <wp:positionV relativeFrom="paragraph">
+              <wp:posOffset>635</wp:posOffset>
+            </wp:positionV>
+            <wp:extent cx="5716905" cy="2176145"/>
+            <wp:effectExtent l="0" t="0" r="0" b="0"/>
+            <wp:wrapSquare wrapText="largest"/>
+            <wp:docPr id="21" name="Image11"/>
+            <wp:cNvGraphicFramePr>
+              <a:graphicFrameLocks xmlns:a="http://schemas.openxmlformats.org/drawingml/2006/main" noChangeAspect="1"/>
+            </wp:cNvGraphicFramePr>
+            <a:graphic xmlns:a="http://schemas.openxmlformats.org/drawingml/2006/main">
+              <a:graphicData uri="http://schemas.openxmlformats.org/drawingml/2006/picture">
+                <pic:pic xmlns:pic="http://schemas.openxmlformats.org/drawingml/2006/picture">
+                  <pic:nvPicPr>
+                    <pic:cNvPr id="21" name="Image11"/>
+                    <pic:cNvPicPr>
+                      <a:picLocks noChangeAspect="1" noChangeArrowheads="1"/>
+                    </pic:cNvPicPr>
+                  </pic:nvPicPr>
+                  <pic:blipFill>
+                    <a:blip r:embed="rId19"/>
+                    <a:stretch>
+                      <a:fillRect/>
+                    </a:stretch>
+                  </pic:blipFill>
+                  <pic:spPr bwMode="auto">
+                    <a:xfrm>
+                      <a:off x="0" y="0"/>
+                      <a:ext cx="5716905" cy="2176145"/>
+                    </a:xfrm>
+                    <a:prstGeom prst="rect">
+                      <a:avLst/>
+                    </a:prstGeom>
+                    <a:noFill/>
+                  </pic:spPr>
+                </pic:pic>
+              </a:graphicData>
+            </a:graphic>
+          </wp:anchor>
+        </w:drawing>
+      </w:r>
+    </w:p>
+    <w:p>
+      <w:pPr>
+        <w:pStyle w:val="Normal"/>
         <w:rPr>
           <w:b/>
           <w:sz w:val="24"/>
         </w:rPr>
-        <w:t>CampaignUpdate Table</w:t>
-      </w:r>
-    </w:p>
-    <w:p>
-      <w:pPr>
-        <w:pStyle w:val="Normal"/>
-        <w:rPr/>
-      </w:pPr>
-      <w:r>
-        <w:rPr/>
-      </w:r>
-    </w:p>
-    <w:p>
-      <w:pPr>
-        <w:pStyle w:val="Normal"/>
-        <w:rPr/>
-      </w:pPr>
-      <w:r>
-        <w:rPr/>
-      </w:r>
-    </w:p>
-    <w:p>
-      <w:pPr>
-        <w:pStyle w:val="Normal"/>
-        <w:rPr/>
       </w:pPr>
       <w:r>
         <w:rPr>
@@ -10900,15 +11193,52 @@
       </w:pPr>
       <w:r>
         <w:rPr/>
-      </w:r>
-    </w:p>
-    <w:p>
-      <w:pPr>
-        <w:pStyle w:val="Normal"/>
-        <w:rPr/>
-      </w:pPr>
-      <w:r>
-        <w:rPr/>
+        <w:drawing>
+          <wp:anchor behindDoc="0" distT="0" distB="0" distL="0" distR="0" simplePos="0" locked="0" layoutInCell="0" allowOverlap="1" relativeHeight="23">
+            <wp:simplePos x="0" y="0"/>
+            <wp:positionH relativeFrom="column">
+              <wp:align>center</wp:align>
+            </wp:positionH>
+            <wp:positionV relativeFrom="paragraph">
+              <wp:posOffset>635</wp:posOffset>
+            </wp:positionV>
+            <wp:extent cx="5716905" cy="3410585"/>
+            <wp:effectExtent l="0" t="0" r="0" b="0"/>
+            <wp:wrapSquare wrapText="largest"/>
+            <wp:docPr id="22" name="Image12"/>
+            <wp:cNvGraphicFramePr>
+              <a:graphicFrameLocks xmlns:a="http://schemas.openxmlformats.org/drawingml/2006/main" noChangeAspect="1"/>
+            </wp:cNvGraphicFramePr>
+            <a:graphic xmlns:a="http://schemas.openxmlformats.org/drawingml/2006/main">
+              <a:graphicData uri="http://schemas.openxmlformats.org/drawingml/2006/picture">
+                <pic:pic xmlns:pic="http://schemas.openxmlformats.org/drawingml/2006/picture">
+                  <pic:nvPicPr>
+                    <pic:cNvPr id="22" name="Image12"/>
+                    <pic:cNvPicPr>
+                      <a:picLocks noChangeAspect="1" noChangeArrowheads="1"/>
+                    </pic:cNvPicPr>
+                  </pic:nvPicPr>
+                  <pic:blipFill>
+                    <a:blip r:embed="rId20"/>
+                    <a:stretch>
+                      <a:fillRect/>
+                    </a:stretch>
+                  </pic:blipFill>
+                  <pic:spPr bwMode="auto">
+                    <a:xfrm>
+                      <a:off x="0" y="0"/>
+                      <a:ext cx="5716905" cy="3410585"/>
+                    </a:xfrm>
+                    <a:prstGeom prst="rect">
+                      <a:avLst/>
+                    </a:prstGeom>
+                    <a:noFill/>
+                  </pic:spPr>
+                </pic:pic>
+              </a:graphicData>
+            </a:graphic>
+          </wp:anchor>
+        </w:drawing>
       </w:r>
     </w:p>
     <w:p>
@@ -10927,364 +11257,64 @@
     <w:p>
       <w:pPr>
         <w:pStyle w:val="Normal"/>
-        <w:rPr/>
-      </w:pPr>
-      <w:r>
-        <w:rPr/>
-      </w:r>
-    </w:p>
-    <w:p>
-      <w:pPr>
-        <w:pStyle w:val="Normal"/>
-        <w:rPr/>
-      </w:pPr>
-      <w:r>
-        <w:rPr/>
-      </w:r>
-    </w:p>
-    <w:p>
-      <w:pPr>
-        <w:pStyle w:val="Normal"/>
-        <w:rPr/>
-      </w:pPr>
-      <w:r>
-        <w:rPr>
-          <w:b/>
-          <w:sz w:val="24"/>
-        </w:rPr>
-        <w:t>RecurringDonation Table</w:t>
-      </w:r>
-    </w:p>
-    <w:p>
-      <w:pPr>
-        <w:pStyle w:val="Normal"/>
-        <w:rPr/>
-      </w:pPr>
-      <w:r>
-        <w:rPr/>
-      </w:r>
-    </w:p>
-    <w:p>
-      <w:pPr>
-        <w:pStyle w:val="Normal"/>
-        <w:rPr/>
-      </w:pPr>
-      <w:r>
-        <w:rPr/>
-      </w:r>
-    </w:p>
-    <w:p>
-      <w:pPr>
-        <w:pStyle w:val="Normal"/>
-        <w:rPr/>
-      </w:pPr>
-      <w:r>
-        <w:rPr>
-          <w:b/>
-          <w:sz w:val="24"/>
-        </w:rPr>
-        <w:t>BestWish Table</w:t>
-      </w:r>
-    </w:p>
-    <w:p>
-      <w:pPr>
-        <w:pStyle w:val="Normal"/>
-        <w:rPr/>
-      </w:pPr>
-      <w:r>
-        <w:rPr/>
-      </w:r>
-    </w:p>
-    <w:p>
-      <w:pPr>
-        <w:pStyle w:val="Normal"/>
-        <w:rPr/>
-      </w:pPr>
-      <w:r>
-        <w:rPr/>
-      </w:r>
-    </w:p>
-    <w:p>
-      <w:pPr>
-        <w:pStyle w:val="Normal"/>
-        <w:rPr/>
-      </w:pPr>
-      <w:r>
-        <w:rPr>
-          <w:b/>
-          <w:sz w:val="24"/>
-        </w:rPr>
-        <w:t>Badge Table</w:t>
-      </w:r>
-    </w:p>
-    <w:p>
-      <w:pPr>
-        <w:pStyle w:val="Normal"/>
-        <w:rPr/>
-      </w:pPr>
-      <w:r>
-        <w:rPr/>
-      </w:r>
-    </w:p>
-    <w:p>
-      <w:pPr>
-        <w:pStyle w:val="Normal"/>
-        <w:rPr/>
-      </w:pPr>
-      <w:r>
-        <w:rPr/>
-      </w:r>
-    </w:p>
-    <w:p>
-      <w:pPr>
-        <w:pStyle w:val="Normal"/>
-        <w:rPr/>
-      </w:pPr>
-      <w:r>
-        <w:rPr>
-          <w:b/>
-          <w:sz w:val="24"/>
-        </w:rPr>
-        <w:t>UserBadge Table</w:t>
-      </w:r>
-    </w:p>
-    <w:p>
-      <w:pPr>
-        <w:pStyle w:val="Normal"/>
-        <w:rPr/>
-      </w:pPr>
-      <w:r>
-        <w:rPr/>
-      </w:r>
-    </w:p>
-    <w:p>
-      <w:pPr>
-        <w:pStyle w:val="Normal"/>
-        <w:rPr/>
-      </w:pPr>
-      <w:r>
-        <w:rPr/>
-      </w:r>
-    </w:p>
-    <w:p>
-      <w:pPr>
-        <w:pStyle w:val="Normal"/>
-        <w:rPr/>
-      </w:pPr>
-      <w:r>
-        <w:rPr>
-          <w:b/>
-          <w:sz w:val="24"/>
-        </w:rPr>
-        <w:t>DonorStats Table</w:t>
-      </w:r>
-    </w:p>
-    <w:p>
-      <w:pPr>
-        <w:pStyle w:val="Normal"/>
-        <w:rPr/>
-      </w:pPr>
-      <w:r>
-        <w:rPr/>
-      </w:r>
-    </w:p>
-    <w:p>
-      <w:pPr>
-        <w:pStyle w:val="Normal"/>
-        <w:rPr/>
-      </w:pPr>
-      <w:r>
-        <w:rPr/>
-      </w:r>
-    </w:p>
-    <w:p>
-      <w:pPr>
-        <w:pStyle w:val="Normal"/>
-        <w:rPr/>
-      </w:pPr>
-      <w:r>
-        <w:rPr>
-          <w:b/>
-          <w:sz w:val="24"/>
-        </w:rPr>
-        <w:t>Leaderboard Table</w:t>
-      </w:r>
-    </w:p>
-    <w:p>
-      <w:pPr>
-        <w:pStyle w:val="Normal"/>
-        <w:rPr/>
-      </w:pPr>
-      <w:r>
-        <w:rPr/>
-      </w:r>
-    </w:p>
-    <w:p>
-      <w:pPr>
-        <w:pStyle w:val="Normal"/>
-        <w:rPr/>
-      </w:pPr>
-      <w:r>
-        <w:rPr/>
-      </w:r>
-    </w:p>
-    <w:p>
-      <w:pPr>
-        <w:pStyle w:val="Normal"/>
-        <w:rPr/>
-      </w:pPr>
-      <w:r>
-        <w:rPr>
-          <w:b/>
-          <w:sz w:val="24"/>
-        </w:rPr>
-        <w:t>LeaderboardEntry Table</w:t>
-      </w:r>
-    </w:p>
-    <w:p>
-      <w:pPr>
-        <w:pStyle w:val="Normal"/>
-        <w:rPr/>
-      </w:pPr>
-      <w:r>
-        <w:rPr/>
-      </w:r>
-    </w:p>
-    <w:p>
-      <w:pPr>
-        <w:pStyle w:val="Normal"/>
-        <w:rPr/>
-      </w:pPr>
-      <w:r>
-        <w:rPr/>
-      </w:r>
-    </w:p>
-    <w:p>
-      <w:pPr>
-        <w:pStyle w:val="Normal"/>
-        <w:rPr/>
-      </w:pPr>
-      <w:r>
-        <w:rPr>
-          <w:b/>
-          <w:sz w:val="24"/>
-        </w:rPr>
-        <w:t>Bookmark Table</w:t>
-      </w:r>
-    </w:p>
-    <w:p>
-      <w:pPr>
-        <w:pStyle w:val="Normal"/>
-        <w:rPr/>
-      </w:pPr>
-      <w:r>
-        <w:rPr/>
-      </w:r>
-    </w:p>
-    <w:p>
-      <w:pPr>
-        <w:pStyle w:val="Normal"/>
-        <w:rPr/>
-      </w:pPr>
-      <w:r>
-        <w:rPr/>
-      </w:r>
-    </w:p>
-    <w:p>
-      <w:pPr>
-        <w:pStyle w:val="Normal"/>
-        <w:rPr/>
-      </w:pPr>
-      <w:r>
-        <w:rPr>
-          <w:b/>
-          <w:sz w:val="24"/>
-        </w:rPr>
-        <w:t>Comment Table</w:t>
-      </w:r>
-    </w:p>
-    <w:p>
-      <w:pPr>
-        <w:pStyle w:val="Normal"/>
-        <w:rPr/>
-      </w:pPr>
-      <w:r>
-        <w:rPr/>
-      </w:r>
-    </w:p>
-    <w:p>
-      <w:pPr>
-        <w:pStyle w:val="Normal"/>
-        <w:rPr/>
-      </w:pPr>
-      <w:r>
-        <w:rPr/>
-      </w:r>
-    </w:p>
-    <w:p>
-      <w:pPr>
-        <w:pStyle w:val="Normal"/>
-        <w:rPr/>
-      </w:pPr>
-      <w:r>
-        <w:rPr>
-          <w:b/>
-          <w:sz w:val="24"/>
-        </w:rPr>
-        <w:t>Notification Table</w:t>
-      </w:r>
-    </w:p>
-    <w:p>
-      <w:pPr>
-        <w:pStyle w:val="Normal"/>
-        <w:rPr/>
-      </w:pPr>
-      <w:r>
-        <w:rPr/>
-      </w:r>
-    </w:p>
-    <w:p>
-      <w:pPr>
-        <w:pStyle w:val="Normal"/>
-        <w:rPr/>
-      </w:pPr>
-      <w:r>
-        <w:rPr/>
-      </w:r>
-    </w:p>
-    <w:p>
-      <w:pPr>
-        <w:pStyle w:val="Normal"/>
-        <w:rPr/>
-      </w:pPr>
-      <w:r>
-        <w:rPr>
-          <w:b/>
-          <w:sz w:val="24"/>
-        </w:rPr>
-        <w:t>AuditLog Table</w:t>
-      </w:r>
-    </w:p>
-    <w:p>
-      <w:pPr>
-        <w:pStyle w:val="Normal"/>
-        <w:rPr/>
-      </w:pPr>
-      <w:r>
-        <w:rPr/>
-      </w:r>
-    </w:p>
-    <w:p>
-      <w:pPr>
-        <w:pStyle w:val="Normal"/>
         <w:widowControl/>
+        <w:suppressAutoHyphens w:val="true"/>
         <w:bidi w:val="0"/>
         <w:spacing w:lineRule="auto" w:line="276" w:before="0" w:after="200"/>
         <w:jc w:val="start"/>
-        <w:rPr/>
-      </w:pPr>
-      <w:r>
-        <w:rPr/>
+        <w:rPr>
+          <w:b/>
+          <w:sz w:val="24"/>
+        </w:rPr>
+      </w:pPr>
+      <w:r>
+        <w:rPr/>
+        <w:drawing>
+          <wp:anchor behindDoc="0" distT="0" distB="0" distL="0" distR="0" simplePos="0" locked="0" layoutInCell="0" allowOverlap="1" relativeHeight="24">
+            <wp:simplePos x="0" y="0"/>
+            <wp:positionH relativeFrom="column">
+              <wp:align>center</wp:align>
+            </wp:positionH>
+            <wp:positionV relativeFrom="paragraph">
+              <wp:posOffset>635</wp:posOffset>
+            </wp:positionV>
+            <wp:extent cx="5716905" cy="1558925"/>
+            <wp:effectExtent l="0" t="0" r="0" b="0"/>
+            <wp:wrapSquare wrapText="largest"/>
+            <wp:docPr id="23" name="Image13"/>
+            <wp:cNvGraphicFramePr>
+              <a:graphicFrameLocks xmlns:a="http://schemas.openxmlformats.org/drawingml/2006/main" noChangeAspect="1"/>
+            </wp:cNvGraphicFramePr>
+            <a:graphic xmlns:a="http://schemas.openxmlformats.org/drawingml/2006/main">
+              <a:graphicData uri="http://schemas.openxmlformats.org/drawingml/2006/picture">
+                <pic:pic xmlns:pic="http://schemas.openxmlformats.org/drawingml/2006/picture">
+                  <pic:nvPicPr>
+                    <pic:cNvPr id="23" name="Image13"/>
+                    <pic:cNvPicPr>
+                      <a:picLocks noChangeAspect="1" noChangeArrowheads="1"/>
+                    </pic:cNvPicPr>
+                  </pic:nvPicPr>
+                  <pic:blipFill>
+                    <a:blip r:embed="rId21"/>
+                    <a:stretch>
+                      <a:fillRect/>
+                    </a:stretch>
+                  </pic:blipFill>
+                  <pic:spPr bwMode="auto">
+                    <a:xfrm>
+                      <a:off x="0" y="0"/>
+                      <a:ext cx="5716905" cy="1558925"/>
+                    </a:xfrm>
+                    <a:prstGeom prst="rect">
+                      <a:avLst/>
+                    </a:prstGeom>
+                    <a:noFill/>
+                  </pic:spPr>
+                </pic:pic>
+              </a:graphicData>
+            </a:graphic>
+          </wp:anchor>
+        </w:drawing>
       </w:r>
     </w:p>
     <w:sectPr>

--- a/Nepal360_Project_Report_final.docx
+++ b/Nepal360_Project_Report_final.docx
@@ -156,7 +156,7 @@
         <mc:AlternateContent>
           <mc:Choice Requires="wps">
             <w:drawing>
-              <wp:anchor behindDoc="0" distT="0" distB="0" distL="0" distR="0" simplePos="0" locked="0" layoutInCell="1" allowOverlap="1" relativeHeight="10">
+              <wp:anchor behindDoc="0" distT="0" distB="0" distL="0" distR="0" simplePos="0" locked="0" layoutInCell="1" allowOverlap="1" relativeHeight="9">
                 <wp:simplePos x="0" y="0"/>
                 <wp:positionH relativeFrom="column">
                   <wp:posOffset>2858135</wp:posOffset>
@@ -223,7 +223,7 @@
         <mc:AlternateContent>
           <mc:Choice Requires="wps">
             <w:drawing>
-              <wp:anchor behindDoc="0" distT="0" distB="0" distL="0" distR="0" simplePos="0" locked="0" layoutInCell="1" allowOverlap="1" relativeHeight="11">
+              <wp:anchor behindDoc="0" distT="0" distB="0" distL="0" distR="0" simplePos="0" locked="0" layoutInCell="1" allowOverlap="1" relativeHeight="10">
                 <wp:simplePos x="0" y="0"/>
                 <wp:positionH relativeFrom="column">
                   <wp:posOffset>2618105</wp:posOffset>
@@ -280,7 +280,7 @@
         <mc:AlternateContent>
           <mc:Choice Requires="wps">
             <w:drawing>
-              <wp:anchor behindDoc="0" distT="0" distB="0" distL="0" distR="0" simplePos="0" locked="0" layoutInCell="1" allowOverlap="1" relativeHeight="12">
+              <wp:anchor behindDoc="0" distT="0" distB="0" distL="0" distR="0" simplePos="0" locked="0" layoutInCell="1" allowOverlap="1" relativeHeight="11">
                 <wp:simplePos x="0" y="0"/>
                 <wp:positionH relativeFrom="column">
                   <wp:posOffset>3098165</wp:posOffset>
@@ -3792,7 +3792,7 @@
           <w:sz w:val="24"/>
         </w:rPr>
         <w:drawing>
-          <wp:anchor behindDoc="0" distT="0" distB="0" distL="0" distR="0" simplePos="0" locked="0" layoutInCell="0" allowOverlap="1" relativeHeight="13">
+          <wp:anchor behindDoc="0" distT="0" distB="0" distL="0" distR="0" simplePos="0" locked="0" layoutInCell="0" allowOverlap="1" relativeHeight="12">
             <wp:simplePos x="0" y="0"/>
             <wp:positionH relativeFrom="column">
               <wp:posOffset>851535</wp:posOffset>
@@ -5163,7 +5163,7 @@
       <w:r>
         <w:rPr/>
         <w:drawing>
-          <wp:anchor behindDoc="0" distT="0" distB="0" distL="0" distR="0" simplePos="0" locked="0" layoutInCell="0" allowOverlap="1" relativeHeight="14">
+          <wp:anchor behindDoc="0" distT="0" distB="0" distL="0" distR="0" simplePos="0" locked="0" layoutInCell="0" allowOverlap="1" relativeHeight="13">
             <wp:simplePos x="0" y="0"/>
             <wp:positionH relativeFrom="column">
               <wp:align>center</wp:align>
@@ -5267,7 +5267,7 @@
       <w:r>
         <w:rPr/>
         <w:drawing>
-          <wp:anchor behindDoc="0" distT="0" distB="0" distL="0" distR="0" simplePos="0" locked="0" layoutInCell="0" allowOverlap="1" relativeHeight="17">
+          <wp:anchor behindDoc="0" distT="0" distB="0" distL="0" distR="0" simplePos="0" locked="0" layoutInCell="0" allowOverlap="1" relativeHeight="16">
             <wp:simplePos x="0" y="0"/>
             <wp:positionH relativeFrom="column">
               <wp:align>center</wp:align>
@@ -5369,10 +5369,18 @@
       <w:r>
         <w:rPr/>
         <w:drawing>
-          <wp:inline distT="0" distB="0" distL="0" distR="0">
-            <wp:extent cx="4114800" cy="6414770"/>
+          <wp:anchor behindDoc="0" distT="0" distB="0" distL="0" distR="0" simplePos="0" locked="0" layoutInCell="0" allowOverlap="1" relativeHeight="29">
+            <wp:simplePos x="0" y="0"/>
+            <wp:positionH relativeFrom="column">
+              <wp:align>center</wp:align>
+            </wp:positionH>
+            <wp:positionV relativeFrom="paragraph">
+              <wp:posOffset>635</wp:posOffset>
+            </wp:positionV>
+            <wp:extent cx="5716905" cy="4032885"/>
             <wp:effectExtent l="0" t="0" r="0" b="0"/>
-            <wp:docPr id="14" name="Picture 9"/>
+            <wp:wrapSquare wrapText="largest"/>
+            <wp:docPr id="14" name="Image19"/>
             <wp:cNvGraphicFramePr>
               <a:graphicFrameLocks xmlns:a="http://schemas.openxmlformats.org/drawingml/2006/main" noChangeAspect="1"/>
             </wp:cNvGraphicFramePr>
@@ -5380,7 +5388,7 @@
               <a:graphicData uri="http://schemas.openxmlformats.org/drawingml/2006/picture">
                 <pic:pic xmlns:pic="http://schemas.openxmlformats.org/drawingml/2006/picture">
                   <pic:nvPicPr>
-                    <pic:cNvPr id="14" name="Picture 9"/>
+                    <pic:cNvPr id="14" name="Image19"/>
                     <pic:cNvPicPr>
                       <a:picLocks noChangeAspect="1" noChangeArrowheads="1"/>
                     </pic:cNvPicPr>
@@ -5394,7 +5402,7 @@
                   <pic:spPr bwMode="auto">
                     <a:xfrm>
                       <a:off x="0" y="0"/>
-                      <a:ext cx="4114800" cy="6414770"/>
+                      <a:ext cx="5716905" cy="4032885"/>
                     </a:xfrm>
                     <a:prstGeom prst="rect">
                       <a:avLst/>
@@ -5404,7 +5412,7 @@
                 </pic:pic>
               </a:graphicData>
             </a:graphic>
-          </wp:inline>
+          </wp:anchor>
         </w:drawing>
       </w:r>
     </w:p>
@@ -5451,6 +5459,150 @@
     <w:p>
       <w:pPr>
         <w:pStyle w:val="Normal"/>
+        <w:jc w:val="both"/>
+        <w:rPr>
+          <w:b/>
+          <w:bCs/>
+          <w:sz w:val="24"/>
+        </w:rPr>
+      </w:pPr>
+      <w:r>
+        <w:rPr>
+          <w:b/>
+          <w:bCs/>
+          <w:sz w:val="24"/>
+        </w:rPr>
+        <w:t>Level-2 Diagram</w:t>
+      </w:r>
+    </w:p>
+    <w:p>
+      <w:pPr>
+        <w:pStyle w:val="Normal"/>
+        <w:jc w:val="both"/>
+        <w:rPr>
+          <w:b/>
+          <w:bCs/>
+          <w:sz w:val="24"/>
+        </w:rPr>
+      </w:pPr>
+      <w:r>
+        <w:rPr>
+          <w:b/>
+          <w:bCs/>
+          <w:sz w:val="24"/>
+        </w:rPr>
+        <w:drawing>
+          <wp:anchor behindDoc="0" distT="0" distB="0" distL="0" distR="0" simplePos="0" locked="0" layoutInCell="0" allowOverlap="1" relativeHeight="30">
+            <wp:simplePos x="0" y="0"/>
+            <wp:positionH relativeFrom="column">
+              <wp:align>center</wp:align>
+            </wp:positionH>
+            <wp:positionV relativeFrom="paragraph">
+              <wp:posOffset>635</wp:posOffset>
+            </wp:positionV>
+            <wp:extent cx="5716905" cy="5322570"/>
+            <wp:effectExtent l="0" t="0" r="0" b="0"/>
+            <wp:wrapSquare wrapText="largest"/>
+            <wp:docPr id="15" name="Image20"/>
+            <wp:cNvGraphicFramePr>
+              <a:graphicFrameLocks xmlns:a="http://schemas.openxmlformats.org/drawingml/2006/main" noChangeAspect="1"/>
+            </wp:cNvGraphicFramePr>
+            <a:graphic xmlns:a="http://schemas.openxmlformats.org/drawingml/2006/main">
+              <a:graphicData uri="http://schemas.openxmlformats.org/drawingml/2006/picture">
+                <pic:pic xmlns:pic="http://schemas.openxmlformats.org/drawingml/2006/picture">
+                  <pic:nvPicPr>
+                    <pic:cNvPr id="15" name="Image20"/>
+                    <pic:cNvPicPr>
+                      <a:picLocks noChangeAspect="1" noChangeArrowheads="1"/>
+                    </pic:cNvPicPr>
+                  </pic:nvPicPr>
+                  <pic:blipFill>
+                    <a:blip r:embed="rId13"/>
+                    <a:stretch>
+                      <a:fillRect/>
+                    </a:stretch>
+                  </pic:blipFill>
+                  <pic:spPr bwMode="auto">
+                    <a:xfrm>
+                      <a:off x="0" y="0"/>
+                      <a:ext cx="5716905" cy="5322570"/>
+                    </a:xfrm>
+                    <a:prstGeom prst="rect">
+                      <a:avLst/>
+                    </a:prstGeom>
+                    <a:noFill/>
+                  </pic:spPr>
+                </pic:pic>
+              </a:graphicData>
+            </a:graphic>
+          </wp:anchor>
+        </w:drawing>
+      </w:r>
+    </w:p>
+    <w:p>
+      <w:pPr>
+        <w:pStyle w:val="Normal"/>
+        <w:jc w:val="center"/>
+        <w:rPr/>
+      </w:pPr>
+      <w:r>
+        <w:rPr>
+          <w:b w:val="false"/>
+          <w:i/>
+        </w:rPr>
+        <w:t>Figure 3.</w:t>
+      </w:r>
+      <w:r>
+        <w:rPr>
+          <w:b w:val="false"/>
+          <w:i/>
+        </w:rPr>
+        <w:t>5</w:t>
+      </w:r>
+      <w:r>
+        <w:rPr>
+          <w:b w:val="false"/>
+          <w:i/>
+        </w:rPr>
+        <w:t xml:space="preserve"> Level </w:t>
+      </w:r>
+      <w:r>
+        <w:rPr>
+          <w:b w:val="false"/>
+          <w:i/>
+        </w:rPr>
+        <w:t>2</w:t>
+      </w:r>
+      <w:r>
+        <w:rPr>
+          <w:b w:val="false"/>
+          <w:i/>
+        </w:rPr>
+        <w:t xml:space="preserve"> DFD of Nepal360</w:t>
+      </w:r>
+    </w:p>
+    <w:p>
+      <w:pPr>
+        <w:pStyle w:val="Normal"/>
+        <w:jc w:val="both"/>
+        <w:rPr>
+          <w:b w:val="false"/>
+          <w:bCs w:val="false"/>
+          <w:sz w:val="24"/>
+        </w:rPr>
+      </w:pPr>
+      <w:r>
+        <w:rPr>
+          <w:b w:val="false"/>
+          <w:bCs w:val="false"/>
+          <w:sz w:val="24"/>
+        </w:rPr>
+        <w:t>he Level-2 Diagram further decomposes two core processes from Level 1: Campaign Management and Donation Processing. Campaign Management is broken down into sub-processes for creating campaigns, verifying campaigns, managing milestones, posting updates, and browsing or bookmarking campaigns, supported by data stores for Campaigns, Milestones, Campaign Updates, Comments, and Bookmarks. Donation Processing is decomposed into initiating money donations, verifying payments, processing item pledges, and confirming item deliveries, with data stores for Money Donations, Item Donations, and Campaigns. External process boundaries for Payment Processing, Gamification, and Notification System show how these sub-processes interact with other parts of the system defined in Level 1.</w:t>
+      </w:r>
+    </w:p>
+    <w:p>
+      <w:pPr>
+        <w:pStyle w:val="Normal"/>
         <w:rPr/>
       </w:pPr>
       <w:r>
@@ -5518,7 +5670,7 @@
       <w:r>
         <w:rPr/>
         <w:drawing>
-          <wp:anchor behindDoc="0" distT="0" distB="0" distL="0" distR="0" simplePos="0" locked="0" layoutInCell="0" allowOverlap="1" relativeHeight="15">
+          <wp:anchor behindDoc="0" distT="0" distB="0" distL="0" distR="0" simplePos="0" locked="0" layoutInCell="0" allowOverlap="1" relativeHeight="14">
             <wp:simplePos x="0" y="0"/>
             <wp:positionH relativeFrom="column">
               <wp:align>center</wp:align>
@@ -5529,7 +5681,7 @@
             <wp:extent cx="5716905" cy="2785745"/>
             <wp:effectExtent l="0" t="0" r="0" b="0"/>
             <wp:wrapSquare wrapText="largest"/>
-            <wp:docPr id="15" name="Image4"/>
+            <wp:docPr id="16" name="Image4"/>
             <wp:cNvGraphicFramePr>
               <a:graphicFrameLocks xmlns:a="http://schemas.openxmlformats.org/drawingml/2006/main" noChangeAspect="1"/>
             </wp:cNvGraphicFramePr>
@@ -5537,13 +5689,13 @@
               <a:graphicData uri="http://schemas.openxmlformats.org/drawingml/2006/picture">
                 <pic:pic xmlns:pic="http://schemas.openxmlformats.org/drawingml/2006/picture">
                   <pic:nvPicPr>
-                    <pic:cNvPr id="15" name="Image4"/>
+                    <pic:cNvPr id="16" name="Image4"/>
                     <pic:cNvPicPr>
                       <a:picLocks noChangeAspect="1" noChangeArrowheads="1"/>
                     </pic:cNvPicPr>
                   </pic:nvPicPr>
                   <pic:blipFill>
-                    <a:blip r:embed="rId13"/>
+                    <a:blip r:embed="rId14"/>
                     <a:stretch>
                       <a:fillRect/>
                     </a:stretch>
@@ -5577,7 +5729,23 @@
           <w:i/>
           <w:sz w:val="24"/>
         </w:rPr>
-        <w:t>Figure 3.5 Database Schema Diagram of Nepal360</w:t>
+        <w:t>Figure 3.</w:t>
+      </w:r>
+      <w:r>
+        <w:rPr>
+          <w:b w:val="false"/>
+          <w:i/>
+          <w:sz w:val="24"/>
+        </w:rPr>
+        <w:t>6</w:t>
+      </w:r>
+      <w:r>
+        <w:rPr>
+          <w:b w:val="false"/>
+          <w:i/>
+          <w:sz w:val="24"/>
+        </w:rPr>
+        <w:t xml:space="preserve"> Database Schema Diagram of Nepal360</w:t>
       </w:r>
     </w:p>
     <w:p>
@@ -5612,7 +5780,7 @@
       <w:r>
         <w:rPr/>
         <w:drawing>
-          <wp:anchor behindDoc="0" distT="0" distB="0" distL="0" distR="0" simplePos="0" locked="0" layoutInCell="0" allowOverlap="1" relativeHeight="16">
+          <wp:anchor behindDoc="0" distT="0" distB="0" distL="0" distR="0" simplePos="0" locked="0" layoutInCell="0" allowOverlap="1" relativeHeight="15">
             <wp:simplePos x="0" y="0"/>
             <wp:positionH relativeFrom="column">
               <wp:align>center</wp:align>
@@ -5623,7 +5791,7 @@
             <wp:extent cx="5716905" cy="3190240"/>
             <wp:effectExtent l="0" t="0" r="0" b="0"/>
             <wp:wrapSquare wrapText="largest"/>
-            <wp:docPr id="16" name="Image5"/>
+            <wp:docPr id="17" name="Image5"/>
             <wp:cNvGraphicFramePr>
               <a:graphicFrameLocks xmlns:a="http://schemas.openxmlformats.org/drawingml/2006/main" noChangeAspect="1"/>
             </wp:cNvGraphicFramePr>
@@ -5631,13 +5799,13 @@
               <a:graphicData uri="http://schemas.openxmlformats.org/drawingml/2006/picture">
                 <pic:pic xmlns:pic="http://schemas.openxmlformats.org/drawingml/2006/picture">
                   <pic:nvPicPr>
-                    <pic:cNvPr id="16" name="Image5"/>
+                    <pic:cNvPr id="17" name="Image5"/>
                     <pic:cNvPicPr>
                       <a:picLocks noChangeAspect="1" noChangeArrowheads="1"/>
                     </pic:cNvPicPr>
                   </pic:nvPicPr>
                   <pic:blipFill>
-                    <a:blip r:embed="rId14"/>
+                    <a:blip r:embed="rId15"/>
                     <a:stretch>
                       <a:fillRect/>
                     </a:stretch>
@@ -5671,7 +5839,23 @@
           <w:i/>
           <w:sz w:val="24"/>
         </w:rPr>
-        <w:t>Figure 3.6 Architectural Design of Nepal360</w:t>
+        <w:t>Figure 3.</w:t>
+      </w:r>
+      <w:r>
+        <w:rPr>
+          <w:b w:val="false"/>
+          <w:i/>
+          <w:sz w:val="24"/>
+        </w:rPr>
+        <w:t>7</w:t>
+      </w:r>
+      <w:r>
+        <w:rPr>
+          <w:b w:val="false"/>
+          <w:i/>
+          <w:sz w:val="24"/>
+        </w:rPr>
+        <w:t xml:space="preserve"> Architectural Design of Nepal360</w:t>
       </w:r>
     </w:p>
     <w:p>
@@ -10694,82 +10878,52 @@
       </w:pPr>
       <w:r>
         <w:rPr/>
-      </w:r>
-    </w:p>
-    <w:p>
-      <w:pPr>
-        <w:pStyle w:val="Normal"/>
-        <w:rPr/>
-      </w:pPr>
-      <w:r>
-        <w:rPr/>
-      </w:r>
-    </w:p>
-    <w:p>
-      <w:pPr>
-        <w:pStyle w:val="Normal"/>
-        <w:rPr/>
-      </w:pPr>
-      <w:r>
-        <w:rPr/>
-      </w:r>
-    </w:p>
-    <w:p>
-      <w:pPr>
-        <w:pStyle w:val="Normal"/>
-        <w:jc w:val="both"/>
-        <w:rPr/>
-      </w:pPr>
-      <w:r>
-        <w:rPr>
-          <w:sz w:val="24"/>
-        </w:rPr>
-        <w:t>(Screenshots of the application to be inserted here)</w:t>
-      </w:r>
-    </w:p>
-    <w:p>
-      <w:pPr>
-        <w:pStyle w:val="Normal"/>
-        <w:rPr/>
-      </w:pPr>
-      <w:r>
-        <w:rPr/>
-      </w:r>
-    </w:p>
-    <w:p>
-      <w:pPr>
-        <w:pStyle w:val="Normal"/>
-        <w:rPr/>
-      </w:pPr>
-      <w:r>
-        <w:rPr/>
-      </w:r>
-    </w:p>
-    <w:p>
-      <w:pPr>
-        <w:pStyle w:val="Normal"/>
-        <w:rPr/>
-      </w:pPr>
-      <w:r>
-        <w:rPr/>
-      </w:r>
-    </w:p>
-    <w:p>
-      <w:pPr>
-        <w:pStyle w:val="Normal"/>
-        <w:rPr/>
-      </w:pPr>
-      <w:r>
-        <w:rPr/>
-      </w:r>
-    </w:p>
-    <w:p>
-      <w:pPr>
-        <w:pStyle w:val="Normal"/>
-        <w:rPr/>
-      </w:pPr>
-      <w:r>
-        <w:rPr/>
+        <w:drawing>
+          <wp:anchor behindDoc="0" distT="0" distB="0" distL="0" distR="0" simplePos="0" locked="0" layoutInCell="0" allowOverlap="1" relativeHeight="24">
+            <wp:simplePos x="0" y="0"/>
+            <wp:positionH relativeFrom="column">
+              <wp:align>center</wp:align>
+            </wp:positionH>
+            <wp:positionV relativeFrom="paragraph">
+              <wp:posOffset>635</wp:posOffset>
+            </wp:positionV>
+            <wp:extent cx="5462905" cy="3222625"/>
+            <wp:effectExtent l="0" t="0" r="0" b="0"/>
+            <wp:wrapSquare wrapText="largest"/>
+            <wp:docPr id="18" name="Image14"/>
+            <wp:cNvGraphicFramePr>
+              <a:graphicFrameLocks xmlns:a="http://schemas.openxmlformats.org/drawingml/2006/main" noChangeAspect="1"/>
+            </wp:cNvGraphicFramePr>
+            <a:graphic xmlns:a="http://schemas.openxmlformats.org/drawingml/2006/main">
+              <a:graphicData uri="http://schemas.openxmlformats.org/drawingml/2006/picture">
+                <pic:pic xmlns:pic="http://schemas.openxmlformats.org/drawingml/2006/picture">
+                  <pic:nvPicPr>
+                    <pic:cNvPr id="18" name="Image14"/>
+                    <pic:cNvPicPr>
+                      <a:picLocks noChangeAspect="1" noChangeArrowheads="1"/>
+                    </pic:cNvPicPr>
+                  </pic:nvPicPr>
+                  <pic:blipFill>
+                    <a:blip r:embed="rId16"/>
+                    <a:stretch>
+                      <a:fillRect/>
+                    </a:stretch>
+                  </pic:blipFill>
+                  <pic:spPr bwMode="auto">
+                    <a:xfrm>
+                      <a:off x="0" y="0"/>
+                      <a:ext cx="5462905" cy="3222625"/>
+                    </a:xfrm>
+                    <a:prstGeom prst="rect">
+                      <a:avLst/>
+                    </a:prstGeom>
+                    <a:noFill/>
+                  </pic:spPr>
+                </pic:pic>
+              </a:graphicData>
+            </a:graphic>
+          </wp:anchor>
+        </w:drawing>
       </w:r>
     </w:p>
     <w:p>
@@ -10779,6 +10933,226 @@
       </w:pPr>
       <w:r>
         <w:rPr/>
+        <w:drawing>
+          <wp:anchor behindDoc="0" distT="0" distB="0" distL="0" distR="0" simplePos="0" locked="0" layoutInCell="0" allowOverlap="1" relativeHeight="25">
+            <wp:simplePos x="0" y="0"/>
+            <wp:positionH relativeFrom="column">
+              <wp:align>center</wp:align>
+            </wp:positionH>
+            <wp:positionV relativeFrom="paragraph">
+              <wp:posOffset>635</wp:posOffset>
+            </wp:positionV>
+            <wp:extent cx="5716905" cy="3695065"/>
+            <wp:effectExtent l="0" t="0" r="0" b="0"/>
+            <wp:wrapSquare wrapText="largest"/>
+            <wp:docPr id="19" name="Image15"/>
+            <wp:cNvGraphicFramePr>
+              <a:graphicFrameLocks xmlns:a="http://schemas.openxmlformats.org/drawingml/2006/main" noChangeAspect="1"/>
+            </wp:cNvGraphicFramePr>
+            <a:graphic xmlns:a="http://schemas.openxmlformats.org/drawingml/2006/main">
+              <a:graphicData uri="http://schemas.openxmlformats.org/drawingml/2006/picture">
+                <pic:pic xmlns:pic="http://schemas.openxmlformats.org/drawingml/2006/picture">
+                  <pic:nvPicPr>
+                    <pic:cNvPr id="19" name="Image15"/>
+                    <pic:cNvPicPr>
+                      <a:picLocks noChangeAspect="1" noChangeArrowheads="1"/>
+                    </pic:cNvPicPr>
+                  </pic:nvPicPr>
+                  <pic:blipFill>
+                    <a:blip r:embed="rId17"/>
+                    <a:stretch>
+                      <a:fillRect/>
+                    </a:stretch>
+                  </pic:blipFill>
+                  <pic:spPr bwMode="auto">
+                    <a:xfrm>
+                      <a:off x="0" y="0"/>
+                      <a:ext cx="5716905" cy="3695065"/>
+                    </a:xfrm>
+                    <a:prstGeom prst="rect">
+                      <a:avLst/>
+                    </a:prstGeom>
+                    <a:noFill/>
+                  </pic:spPr>
+                </pic:pic>
+              </a:graphicData>
+            </a:graphic>
+          </wp:anchor>
+        </w:drawing>
+      </w:r>
+    </w:p>
+    <w:p>
+      <w:pPr>
+        <w:pStyle w:val="Heading2"/>
+        <w:rPr/>
+      </w:pPr>
+      <w:r>
+        <w:rPr/>
+        <w:drawing>
+          <wp:anchor behindDoc="0" distT="0" distB="0" distL="0" distR="0" simplePos="0" locked="0" layoutInCell="0" allowOverlap="1" relativeHeight="26">
+            <wp:simplePos x="0" y="0"/>
+            <wp:positionH relativeFrom="column">
+              <wp:align>center</wp:align>
+            </wp:positionH>
+            <wp:positionV relativeFrom="paragraph">
+              <wp:posOffset>635</wp:posOffset>
+            </wp:positionV>
+            <wp:extent cx="5716905" cy="3390900"/>
+            <wp:effectExtent l="0" t="0" r="0" b="0"/>
+            <wp:wrapSquare wrapText="largest"/>
+            <wp:docPr id="20" name="Image16"/>
+            <wp:cNvGraphicFramePr>
+              <a:graphicFrameLocks xmlns:a="http://schemas.openxmlformats.org/drawingml/2006/main" noChangeAspect="1"/>
+            </wp:cNvGraphicFramePr>
+            <a:graphic xmlns:a="http://schemas.openxmlformats.org/drawingml/2006/main">
+              <a:graphicData uri="http://schemas.openxmlformats.org/drawingml/2006/picture">
+                <pic:pic xmlns:pic="http://schemas.openxmlformats.org/drawingml/2006/picture">
+                  <pic:nvPicPr>
+                    <pic:cNvPr id="20" name="Image16"/>
+                    <pic:cNvPicPr>
+                      <a:picLocks noChangeAspect="1" noChangeArrowheads="1"/>
+                    </pic:cNvPicPr>
+                  </pic:nvPicPr>
+                  <pic:blipFill>
+                    <a:blip r:embed="rId18"/>
+                    <a:stretch>
+                      <a:fillRect/>
+                    </a:stretch>
+                  </pic:blipFill>
+                  <pic:spPr bwMode="auto">
+                    <a:xfrm>
+                      <a:off x="0" y="0"/>
+                      <a:ext cx="5716905" cy="3390900"/>
+                    </a:xfrm>
+                    <a:prstGeom prst="rect">
+                      <a:avLst/>
+                    </a:prstGeom>
+                    <a:noFill/>
+                  </pic:spPr>
+                </pic:pic>
+              </a:graphicData>
+            </a:graphic>
+          </wp:anchor>
+        </w:drawing>
+      </w:r>
+    </w:p>
+    <w:p>
+      <w:pPr>
+        <w:pStyle w:val="Heading2"/>
+        <w:rPr/>
+      </w:pPr>
+      <w:r>
+        <w:rPr/>
+        <w:drawing>
+          <wp:anchor behindDoc="0" distT="0" distB="0" distL="0" distR="0" simplePos="0" locked="0" layoutInCell="0" allowOverlap="1" relativeHeight="27">
+            <wp:simplePos x="0" y="0"/>
+            <wp:positionH relativeFrom="column">
+              <wp:align>center</wp:align>
+            </wp:positionH>
+            <wp:positionV relativeFrom="paragraph">
+              <wp:posOffset>635</wp:posOffset>
+            </wp:positionV>
+            <wp:extent cx="5716905" cy="3689350"/>
+            <wp:effectExtent l="0" t="0" r="0" b="0"/>
+            <wp:wrapSquare wrapText="largest"/>
+            <wp:docPr id="21" name="Image17"/>
+            <wp:cNvGraphicFramePr>
+              <a:graphicFrameLocks xmlns:a="http://schemas.openxmlformats.org/drawingml/2006/main" noChangeAspect="1"/>
+            </wp:cNvGraphicFramePr>
+            <a:graphic xmlns:a="http://schemas.openxmlformats.org/drawingml/2006/main">
+              <a:graphicData uri="http://schemas.openxmlformats.org/drawingml/2006/picture">
+                <pic:pic xmlns:pic="http://schemas.openxmlformats.org/drawingml/2006/picture">
+                  <pic:nvPicPr>
+                    <pic:cNvPr id="21" name="Image17"/>
+                    <pic:cNvPicPr>
+                      <a:picLocks noChangeAspect="1" noChangeArrowheads="1"/>
+                    </pic:cNvPicPr>
+                  </pic:nvPicPr>
+                  <pic:blipFill>
+                    <a:blip r:embed="rId19"/>
+                    <a:stretch>
+                      <a:fillRect/>
+                    </a:stretch>
+                  </pic:blipFill>
+                  <pic:spPr bwMode="auto">
+                    <a:xfrm>
+                      <a:off x="0" y="0"/>
+                      <a:ext cx="5716905" cy="3689350"/>
+                    </a:xfrm>
+                    <a:prstGeom prst="rect">
+                      <a:avLst/>
+                    </a:prstGeom>
+                    <a:noFill/>
+                  </pic:spPr>
+                </pic:pic>
+              </a:graphicData>
+            </a:graphic>
+          </wp:anchor>
+        </w:drawing>
+      </w:r>
+    </w:p>
+    <w:p>
+      <w:pPr>
+        <w:pStyle w:val="Heading2"/>
+        <w:rPr/>
+      </w:pPr>
+      <w:r>
+        <w:rPr/>
+        <w:drawing>
+          <wp:anchor behindDoc="0" distT="0" distB="0" distL="0" distR="0" simplePos="0" locked="0" layoutInCell="0" allowOverlap="1" relativeHeight="28">
+            <wp:simplePos x="0" y="0"/>
+            <wp:positionH relativeFrom="column">
+              <wp:align>center</wp:align>
+            </wp:positionH>
+            <wp:positionV relativeFrom="paragraph">
+              <wp:posOffset>635</wp:posOffset>
+            </wp:positionV>
+            <wp:extent cx="5716905" cy="2989580"/>
+            <wp:effectExtent l="0" t="0" r="0" b="0"/>
+            <wp:wrapSquare wrapText="largest"/>
+            <wp:docPr id="22" name="Image18"/>
+            <wp:cNvGraphicFramePr>
+              <a:graphicFrameLocks xmlns:a="http://schemas.openxmlformats.org/drawingml/2006/main" noChangeAspect="1"/>
+            </wp:cNvGraphicFramePr>
+            <a:graphic xmlns:a="http://schemas.openxmlformats.org/drawingml/2006/main">
+              <a:graphicData uri="http://schemas.openxmlformats.org/drawingml/2006/picture">
+                <pic:pic xmlns:pic="http://schemas.openxmlformats.org/drawingml/2006/picture">
+                  <pic:nvPicPr>
+                    <pic:cNvPr id="22" name="Image18"/>
+                    <pic:cNvPicPr>
+                      <a:picLocks noChangeAspect="1" noChangeArrowheads="1"/>
+                    </pic:cNvPicPr>
+                  </pic:nvPicPr>
+                  <pic:blipFill>
+                    <a:blip r:embed="rId20"/>
+                    <a:stretch>
+                      <a:fillRect/>
+                    </a:stretch>
+                  </pic:blipFill>
+                  <pic:spPr bwMode="auto">
+                    <a:xfrm>
+                      <a:off x="0" y="0"/>
+                      <a:ext cx="5716905" cy="2989580"/>
+                    </a:xfrm>
+                    <a:prstGeom prst="rect">
+                      <a:avLst/>
+                    </a:prstGeom>
+                    <a:noFill/>
+                  </pic:spPr>
+                </pic:pic>
+              </a:graphicData>
+            </a:graphic>
+          </wp:anchor>
+        </w:drawing>
+      </w:r>
+    </w:p>
+    <w:p>
+      <w:pPr>
+        <w:pStyle w:val="Heading2"/>
+        <w:rPr/>
+      </w:pPr>
+      <w:r>
+        <w:rPr/>
         <w:t>Appendix 2: Database Tables</w:t>
       </w:r>
     </w:p>
@@ -10821,7 +11195,7 @@
           <w:sz w:val="24"/>
         </w:rPr>
         <w:drawing>
-          <wp:anchor behindDoc="0" distT="0" distB="0" distL="0" distR="0" simplePos="0" locked="0" layoutInCell="0" allowOverlap="1" relativeHeight="18">
+          <wp:anchor behindDoc="0" distT="0" distB="0" distL="0" distR="0" simplePos="0" locked="0" layoutInCell="0" allowOverlap="1" relativeHeight="17">
             <wp:simplePos x="0" y="0"/>
             <wp:positionH relativeFrom="column">
               <wp:align>center</wp:align>
@@ -10832,7 +11206,7 @@
             <wp:extent cx="5716905" cy="2178050"/>
             <wp:effectExtent l="0" t="0" r="0" b="0"/>
             <wp:wrapSquare wrapText="largest"/>
-            <wp:docPr id="17" name="Image7"/>
+            <wp:docPr id="23" name="Image7"/>
             <wp:cNvGraphicFramePr>
               <a:graphicFrameLocks xmlns:a="http://schemas.openxmlformats.org/drawingml/2006/main" noChangeAspect="1"/>
             </wp:cNvGraphicFramePr>
@@ -10840,13 +11214,13 @@
               <a:graphicData uri="http://schemas.openxmlformats.org/drawingml/2006/picture">
                 <pic:pic xmlns:pic="http://schemas.openxmlformats.org/drawingml/2006/picture">
                   <pic:nvPicPr>
-                    <pic:cNvPr id="17" name="Image7"/>
+                    <pic:cNvPr id="23" name="Image7"/>
                     <pic:cNvPicPr>
                       <a:picLocks noChangeAspect="1" noChangeArrowheads="1"/>
                     </pic:cNvPicPr>
                   </pic:nvPicPr>
                   <pic:blipFill>
-                    <a:blip r:embed="rId15"/>
+                    <a:blip r:embed="rId21"/>
                     <a:stretch>
                       <a:fillRect/>
                     </a:stretch>
@@ -10898,7 +11272,7 @@
           <w:sz w:val="24"/>
         </w:rPr>
         <w:drawing>
-          <wp:anchor behindDoc="0" distT="0" distB="0" distL="0" distR="0" simplePos="0" locked="0" layoutInCell="0" allowOverlap="1" relativeHeight="19">
+          <wp:anchor behindDoc="0" distT="0" distB="0" distL="0" distR="0" simplePos="0" locked="0" layoutInCell="0" allowOverlap="1" relativeHeight="18">
             <wp:simplePos x="0" y="0"/>
             <wp:positionH relativeFrom="column">
               <wp:align>center</wp:align>
@@ -10909,7 +11283,7 @@
             <wp:extent cx="5695950" cy="571500"/>
             <wp:effectExtent l="0" t="0" r="0" b="0"/>
             <wp:wrapSquare wrapText="largest"/>
-            <wp:docPr id="18" name="Image8"/>
+            <wp:docPr id="24" name="Image8"/>
             <wp:cNvGraphicFramePr>
               <a:graphicFrameLocks xmlns:a="http://schemas.openxmlformats.org/drawingml/2006/main" noChangeAspect="1"/>
             </wp:cNvGraphicFramePr>
@@ -10917,13 +11291,13 @@
               <a:graphicData uri="http://schemas.openxmlformats.org/drawingml/2006/picture">
                 <pic:pic xmlns:pic="http://schemas.openxmlformats.org/drawingml/2006/picture">
                   <pic:nvPicPr>
-                    <pic:cNvPr id="18" name="Image8"/>
+                    <pic:cNvPr id="24" name="Image8"/>
                     <pic:cNvPicPr>
                       <a:picLocks noChangeAspect="1" noChangeArrowheads="1"/>
                     </pic:cNvPicPr>
                   </pic:nvPicPr>
                   <pic:blipFill>
-                    <a:blip r:embed="rId16"/>
+                    <a:blip r:embed="rId22"/>
                     <a:stretch>
                       <a:fillRect/>
                     </a:stretch>
@@ -10987,7 +11361,7 @@
       <w:r>
         <w:rPr/>
         <w:drawing>
-          <wp:anchor behindDoc="0" distT="0" distB="0" distL="0" distR="0" simplePos="0" locked="0" layoutInCell="0" allowOverlap="1" relativeHeight="20">
+          <wp:anchor behindDoc="0" distT="0" distB="0" distL="0" distR="0" simplePos="0" locked="0" layoutInCell="0" allowOverlap="1" relativeHeight="19">
             <wp:simplePos x="0" y="0"/>
             <wp:positionH relativeFrom="column">
               <wp:align>center</wp:align>
@@ -10998,7 +11372,7 @@
             <wp:extent cx="5716905" cy="2045335"/>
             <wp:effectExtent l="0" t="0" r="0" b="0"/>
             <wp:wrapSquare wrapText="largest"/>
-            <wp:docPr id="19" name="Image9"/>
+            <wp:docPr id="25" name="Image9"/>
             <wp:cNvGraphicFramePr>
               <a:graphicFrameLocks xmlns:a="http://schemas.openxmlformats.org/drawingml/2006/main" noChangeAspect="1"/>
             </wp:cNvGraphicFramePr>
@@ -11006,13 +11380,13 @@
               <a:graphicData uri="http://schemas.openxmlformats.org/drawingml/2006/picture">
                 <pic:pic xmlns:pic="http://schemas.openxmlformats.org/drawingml/2006/picture">
                   <pic:nvPicPr>
-                    <pic:cNvPr id="19" name="Image9"/>
+                    <pic:cNvPr id="25" name="Image9"/>
                     <pic:cNvPicPr>
                       <a:picLocks noChangeAspect="1" noChangeArrowheads="1"/>
                     </pic:cNvPicPr>
                   </pic:nvPicPr>
                   <pic:blipFill>
-                    <a:blip r:embed="rId17"/>
+                    <a:blip r:embed="rId23"/>
                     <a:stretch>
                       <a:fillRect/>
                     </a:stretch>
@@ -11055,7 +11429,7 @@
       <w:r>
         <w:rPr/>
         <w:drawing>
-          <wp:anchor behindDoc="0" distT="0" distB="0" distL="0" distR="0" simplePos="0" locked="0" layoutInCell="0" allowOverlap="1" relativeHeight="21">
+          <wp:anchor behindDoc="0" distT="0" distB="0" distL="0" distR="0" simplePos="0" locked="0" layoutInCell="0" allowOverlap="1" relativeHeight="20">
             <wp:simplePos x="0" y="0"/>
             <wp:positionH relativeFrom="column">
               <wp:align>center</wp:align>
@@ -11066,7 +11440,7 @@
             <wp:extent cx="5716905" cy="1950085"/>
             <wp:effectExtent l="0" t="0" r="0" b="0"/>
             <wp:wrapSquare wrapText="largest"/>
-            <wp:docPr id="20" name="Image10"/>
+            <wp:docPr id="26" name="Image10"/>
             <wp:cNvGraphicFramePr>
               <a:graphicFrameLocks xmlns:a="http://schemas.openxmlformats.org/drawingml/2006/main" noChangeAspect="1"/>
             </wp:cNvGraphicFramePr>
@@ -11074,13 +11448,13 @@
               <a:graphicData uri="http://schemas.openxmlformats.org/drawingml/2006/picture">
                 <pic:pic xmlns:pic="http://schemas.openxmlformats.org/drawingml/2006/picture">
                   <pic:nvPicPr>
-                    <pic:cNvPr id="20" name="Image10"/>
+                    <pic:cNvPr id="26" name="Image10"/>
                     <pic:cNvPicPr>
                       <a:picLocks noChangeAspect="1" noChangeArrowheads="1"/>
                     </pic:cNvPicPr>
                   </pic:nvPicPr>
                   <pic:blipFill>
-                    <a:blip r:embed="rId18"/>
+                    <a:blip r:embed="rId24"/>
                     <a:stretch>
                       <a:fillRect/>
                     </a:stretch>
@@ -11123,7 +11497,7 @@
       <w:r>
         <w:rPr/>
         <w:drawing>
-          <wp:anchor behindDoc="0" distT="0" distB="0" distL="0" distR="0" simplePos="0" locked="0" layoutInCell="0" allowOverlap="1" relativeHeight="22">
+          <wp:anchor behindDoc="0" distT="0" distB="0" distL="0" distR="0" simplePos="0" locked="0" layoutInCell="0" allowOverlap="1" relativeHeight="21">
             <wp:simplePos x="0" y="0"/>
             <wp:positionH relativeFrom="column">
               <wp:align>center</wp:align>
@@ -11134,7 +11508,7 @@
             <wp:extent cx="5716905" cy="2176145"/>
             <wp:effectExtent l="0" t="0" r="0" b="0"/>
             <wp:wrapSquare wrapText="largest"/>
-            <wp:docPr id="21" name="Image11"/>
+            <wp:docPr id="27" name="Image11"/>
             <wp:cNvGraphicFramePr>
               <a:graphicFrameLocks xmlns:a="http://schemas.openxmlformats.org/drawingml/2006/main" noChangeAspect="1"/>
             </wp:cNvGraphicFramePr>
@@ -11142,13 +11516,13 @@
               <a:graphicData uri="http://schemas.openxmlformats.org/drawingml/2006/picture">
                 <pic:pic xmlns:pic="http://schemas.openxmlformats.org/drawingml/2006/picture">
                   <pic:nvPicPr>
-                    <pic:cNvPr id="21" name="Image11"/>
+                    <pic:cNvPr id="27" name="Image11"/>
                     <pic:cNvPicPr>
                       <a:picLocks noChangeAspect="1" noChangeArrowheads="1"/>
                     </pic:cNvPicPr>
                   </pic:nvPicPr>
                   <pic:blipFill>
-                    <a:blip r:embed="rId19"/>
+                    <a:blip r:embed="rId25"/>
                     <a:stretch>
                       <a:fillRect/>
                     </a:stretch>
@@ -11194,7 +11568,7 @@
       <w:r>
         <w:rPr/>
         <w:drawing>
-          <wp:anchor behindDoc="0" distT="0" distB="0" distL="0" distR="0" simplePos="0" locked="0" layoutInCell="0" allowOverlap="1" relativeHeight="23">
+          <wp:anchor behindDoc="0" distT="0" distB="0" distL="0" distR="0" simplePos="0" locked="0" layoutInCell="0" allowOverlap="1" relativeHeight="22">
             <wp:simplePos x="0" y="0"/>
             <wp:positionH relativeFrom="column">
               <wp:align>center</wp:align>
@@ -11205,7 +11579,7 @@
             <wp:extent cx="5716905" cy="3410585"/>
             <wp:effectExtent l="0" t="0" r="0" b="0"/>
             <wp:wrapSquare wrapText="largest"/>
-            <wp:docPr id="22" name="Image12"/>
+            <wp:docPr id="28" name="Image12"/>
             <wp:cNvGraphicFramePr>
               <a:graphicFrameLocks xmlns:a="http://schemas.openxmlformats.org/drawingml/2006/main" noChangeAspect="1"/>
             </wp:cNvGraphicFramePr>
@@ -11213,13 +11587,13 @@
               <a:graphicData uri="http://schemas.openxmlformats.org/drawingml/2006/picture">
                 <pic:pic xmlns:pic="http://schemas.openxmlformats.org/drawingml/2006/picture">
                   <pic:nvPicPr>
-                    <pic:cNvPr id="22" name="Image12"/>
+                    <pic:cNvPr id="28" name="Image12"/>
                     <pic:cNvPicPr>
                       <a:picLocks noChangeAspect="1" noChangeArrowheads="1"/>
                     </pic:cNvPicPr>
                   </pic:nvPicPr>
                   <pic:blipFill>
-                    <a:blip r:embed="rId20"/>
+                    <a:blip r:embed="rId26"/>
                     <a:stretch>
                       <a:fillRect/>
                     </a:stretch>
@@ -11270,7 +11644,7 @@
       <w:r>
         <w:rPr/>
         <w:drawing>
-          <wp:anchor behindDoc="0" distT="0" distB="0" distL="0" distR="0" simplePos="0" locked="0" layoutInCell="0" allowOverlap="1" relativeHeight="24">
+          <wp:anchor behindDoc="0" distT="0" distB="0" distL="0" distR="0" simplePos="0" locked="0" layoutInCell="0" allowOverlap="1" relativeHeight="23">
             <wp:simplePos x="0" y="0"/>
             <wp:positionH relativeFrom="column">
               <wp:align>center</wp:align>
@@ -11281,7 +11655,7 @@
             <wp:extent cx="5716905" cy="1558925"/>
             <wp:effectExtent l="0" t="0" r="0" b="0"/>
             <wp:wrapSquare wrapText="largest"/>
-            <wp:docPr id="23" name="Image13"/>
+            <wp:docPr id="29" name="Image13"/>
             <wp:cNvGraphicFramePr>
               <a:graphicFrameLocks xmlns:a="http://schemas.openxmlformats.org/drawingml/2006/main" noChangeAspect="1"/>
             </wp:cNvGraphicFramePr>
@@ -11289,13 +11663,13 @@
               <a:graphicData uri="http://schemas.openxmlformats.org/drawingml/2006/picture">
                 <pic:pic xmlns:pic="http://schemas.openxmlformats.org/drawingml/2006/picture">
                   <pic:nvPicPr>
-                    <pic:cNvPr id="23" name="Image13"/>
+                    <pic:cNvPr id="29" name="Image13"/>
                     <pic:cNvPicPr>
                       <a:picLocks noChangeAspect="1" noChangeArrowheads="1"/>
                     </pic:cNvPicPr>
                   </pic:nvPicPr>
                   <pic:blipFill>
-                    <a:blip r:embed="rId21"/>
+                    <a:blip r:embed="rId27"/>
                     <a:stretch>
                       <a:fillRect/>
                     </a:stretch>
